--- a/Fase 2/Evidencias Proyecto/Evidencias de documentación/DAS - Barberia Big Boys.docx
+++ b/Fase 2/Evidencias Proyecto/Evidencias de documentación/DAS - Barberia Big Boys.docx
@@ -6445,7 +6445,7 @@
           <w:sz w:val="21"/>
           <w:szCs w:val="21"/>
         </w:rPr>
-        <w:t>La estimación de costos de la arquitectura futura (AWS, Azure, Google Cloud y VPS; escenarios bajo, medio y alto) está en el Plan de Gestión de Costos (documento 08). Se recomienda una región ubicada en Chile para evitar transferencias internacionales de datos personales.</w:t>
+        <w:t>La estimación de costos de la arquitectura futura (AWS, Azure, Google Cloud y VPS; escenarios bajo, medio y alto) está en el Plan de Gestión de Costos (documento 08). La implementación actual usa Supabase (PostgreSQL 17, región us-west-2, Oregón, EE. UU.); la transferencia internacional de datos personales está declarada en la Política de Privacidad y en el Registro de Actividades de Tratamiento (RAT), con las garantías contractuales del proveedor. Al escalar se evaluará una región ubicada en Chile.</w:t>
       </w:r>
     </w:p>
     <w:p>
@@ -6812,7 +6812,7 @@
                 <w:sz w:val="16"/>
                 <w:szCs w:val="16"/>
               </w:rPr>
-              <w:t>Requisito de BD relacional; integridad referencial; restricción de exclusión contra doble reserva; servicio administrado en regiones de Chile</w:t>
+              <w:t>Requisito de BD relacional; integridad referencial; restricción de exclusión contra doble reserva; servicio administrado (Supabase, región us-west-2, EE. UU.; transferencia internacional declarada)</w:t>
             </w:r>
           </w:p>
         </w:tc>

--- a/Fase 2/Evidencias Proyecto/Evidencias de documentación/DAS - Barberia Big Boys.docx
+++ b/Fase 2/Evidencias Proyecto/Evidencias de documentación/DAS - Barberia Big Boys.docx
@@ -44,7 +44,7 @@
           <w:sz w:val="20"/>
           <w:szCs w:val="20"/>
         </w:rPr>
-        <w:t>(DAS) Documento de Arquitectura de Software · Versión 3.0</w:t>
+        <w:t>(DAS) Documento de Arquitectura de Software · Versión 3.1</w:t>
       </w:r>
     </w:p>
     <w:p>
@@ -337,7 +337,7 @@
                 <w:sz w:val="17"/>
                 <w:szCs w:val="17"/>
               </w:rPr>
-              <w:t>3.0</w:t>
+              <w:t>3.1</w:t>
             </w:r>
           </w:p>
         </w:tc>
@@ -385,7 +385,7 @@
                 <w:sz w:val="17"/>
                 <w:szCs w:val="17"/>
               </w:rPr>
-              <w:t>06/10/26</w:t>
+              <w:t>22/10/26</w:t>
             </w:r>
           </w:p>
         </w:tc>
@@ -1040,6 +1040,111 @@
           </w:p>
         </w:tc>
       </w:tr>
+      <w:tr>
+        <w:trPr>
+          <w:cantSplit/>
+        </w:trPr>
+        <w:tc>
+          <w:tcPr>
+            <w:tcW w:w="1123" w:type="dxa"/>
+            <w:shd w:val="clear" w:color="auto" w:fill="F2F6F7"/>
+            <w:tcMar>
+              <w:top w:w="70" w:type="dxa"/>
+              <w:left w:w="90" w:type="dxa"/>
+              <w:bottom w:w="70" w:type="dxa"/>
+              <w:right w:w="90" w:type="dxa"/>
+            </w:tcMar>
+            <w:vAlign w:val="center"/>
+          </w:tcPr>
+          <w:p>
+            <w:pPr>
+              <w:spacing w:before="0" w:after="0" w:line="240" w:lineRule="auto"/>
+            </w:pPr>
+            <w:r>
+              <w:rPr>
+                <w:sz w:val="17"/>
+                <w:szCs w:val="17"/>
+              </w:rPr>
+              <w:t>22/10/26</w:t>
+            </w:r>
+          </w:p>
+        </w:tc>
+        <w:tc>
+          <w:tcPr>
+            <w:tcW w:w="842" w:type="dxa"/>
+            <w:shd w:val="clear" w:color="auto" w:fill="F2F6F7"/>
+            <w:tcMar>
+              <w:top w:w="70" w:type="dxa"/>
+              <w:left w:w="90" w:type="dxa"/>
+              <w:bottom w:w="70" w:type="dxa"/>
+              <w:right w:w="90" w:type="dxa"/>
+            </w:tcMar>
+            <w:vAlign w:val="center"/>
+          </w:tcPr>
+          <w:p>
+            <w:pPr>
+              <w:spacing w:before="0" w:after="0" w:line="240" w:lineRule="auto"/>
+            </w:pPr>
+            <w:r>
+              <w:rPr>
+                <w:sz w:val="17"/>
+                <w:szCs w:val="17"/>
+              </w:rPr>
+              <w:t>3.1</w:t>
+            </w:r>
+          </w:p>
+        </w:tc>
+        <w:tc>
+          <w:tcPr>
+            <w:tcW w:w="5522" w:type="dxa"/>
+            <w:shd w:val="clear" w:color="auto" w:fill="F2F6F7"/>
+            <w:tcMar>
+              <w:top w:w="70" w:type="dxa"/>
+              <w:left w:w="90" w:type="dxa"/>
+              <w:bottom w:w="70" w:type="dxa"/>
+              <w:right w:w="90" w:type="dxa"/>
+            </w:tcMar>
+            <w:vAlign w:val="center"/>
+          </w:tcPr>
+          <w:p>
+            <w:pPr>
+              <w:spacing w:before="0" w:after="0" w:line="240" w:lineRule="auto"/>
+            </w:pPr>
+            <w:r>
+              <w:rPr>
+                <w:sz w:val="17"/>
+                <w:szCs w:val="17"/>
+              </w:rPr>
+              <w:t>Base de datos implementada en Supabase (PostgreSQL 17, us-west-2, EE. UU.; SC-18); vista física actual (DIAG-13) y decisiones de diseño actualizadas; alojamiento de la API por definir (SC-20); 35 diagramas y 41 casos de uso</w:t>
+            </w:r>
+          </w:p>
+        </w:tc>
+        <w:tc>
+          <w:tcPr>
+            <w:tcW w:w="1873" w:type="dxa"/>
+            <w:shd w:val="clear" w:color="auto" w:fill="F2F6F7"/>
+            <w:tcMar>
+              <w:top w:w="70" w:type="dxa"/>
+              <w:left w:w="90" w:type="dxa"/>
+              <w:bottom w:w="70" w:type="dxa"/>
+              <w:right w:w="90" w:type="dxa"/>
+            </w:tcMar>
+            <w:vAlign w:val="center"/>
+          </w:tcPr>
+          <w:p>
+            <w:pPr>
+              <w:spacing w:before="0" w:after="0" w:line="240" w:lineRule="auto"/>
+            </w:pPr>
+            <w:r>
+              <w:rPr>
+                <w:sz w:val="17"/>
+                <w:szCs w:val="17"/>
+              </w:rPr>
+              <w:t>Yerko Rosales</w:t>
+            </w:r>
+          </w:p>
+        </w:tc>
+      </w:tr>
     </w:tbl>
     <w:p>
       <w:pPr>
@@ -1163,7 +1268,7 @@
           <w:sz w:val="21"/>
           <w:szCs w:val="21"/>
         </w:rPr>
-        <w:t>Cubre la V1 (entrega 13-11-2026): web, app Android, API REST, base de datos PostgreSQL, integración con pasarela de pago y notificaciones, y el módulo de privacidad «Mis datos». Incluye la arquitectura física actual (VPS en Santiago) y la futura escalada en cloud.</w:t>
+        <w:t>Cubre la V1 (entrega 13-11-2026): web, app Android, API REST, base de datos PostgreSQL, integración con pasarela de pago y notificaciones, y el módulo de privacidad «Mis datos». Incluye la arquitectura física actual (base de datos en Supabase, EE. UU.; servidor de aplicaciones por definir) y la futura escalada en cloud.</w:t>
       </w:r>
     </w:p>
     <w:p>
@@ -1648,7 +1753,7 @@
           <w:sz w:val="21"/>
           <w:szCs w:val="21"/>
         </w:rPr>
-        <w:t>Las referencias de este documento se listan en formato APA en la última hoja (sección «Referencias»). Documentos del proyecto relacionados: ERS revisión 04, Diseño de Base de Datos (documento 16: modelo ER, relacional, diccionario y DDL), Especificación de Casos de Uso (documento 17) y Anexo A — Cumplimiento normativo y gobierno de datos.</w:t>
+        <w:t>Las referencias de este documento se listan en formato APA en la última hoja (sección «Referencias»). Documentos del proyecto relacionados: ERS revisión 04.1, Diseño de Base de Datos (documento 16: modelo ER, relacional, diccionario y DDL), Especificación de Casos de Uso (documento 17) y Anexo A — Cumplimiento normativo y gobierno de datos.</w:t>
       </w:r>
     </w:p>
     <w:p>
@@ -3598,7 +3703,7 @@
           <w:sz w:val="18"/>
           <w:szCs w:val="18"/>
         </w:rPr>
-        <w:t>Visión completa de los 40 casos de uso agrupados en siete módulos y su relación con los siete actores (cada flecha indica que el actor participa en casos de ese módulo). El Dueño hereda los casos del Administrador de sucursal. El detalle de cada relación actor–caso se muestra en los diagramas por módulo. Elaboración propia con PlantUML. Notación basada en Object Management Group [OMG] (2017).</w:t>
+        <w:t>Visión completa de los 41 casos de uso agrupados en siete módulos y su relación con los siete actores (cada flecha indica que el actor participa en casos de ese módulo). El Dueño hereda los casos del Administrador de sucursal. El detalle de cada relación actor–caso se muestra en los diagramas por módulo. Elaboración propia con PlantUML. Notación basada en Object Management Group [OMG] (2017).</w:t>
       </w:r>
     </w:p>
     <w:p>
@@ -5965,7 +6070,7 @@
                 <w:sz w:val="16"/>
                 <w:szCs w:val="16"/>
               </w:rPr>
-              <w:t>PostgreSQL 15 (btree_gist)</w:t>
+              <w:t>PostgreSQL 17 en Supabase (btree_gist)</w:t>
             </w:r>
           </w:p>
         </w:tc>
@@ -6291,7 +6396,7 @@
       <w:r>
         <w:drawing>
           <wp:inline xmlns:a="http://schemas.openxmlformats.org/drawingml/2006/main" xmlns:pic="http://schemas.openxmlformats.org/drawingml/2006/picture">
-            <wp:extent cx="5580000" cy="4092717"/>
+            <wp:extent cx="5580000" cy="4434172"/>
             <wp:docPr id="22" name="Picture 22"/>
             <wp:cNvGraphicFramePr>
               <a:graphicFrameLocks noChangeAspect="1"/>
@@ -6312,7 +6417,7 @@
                   <pic:spPr>
                     <a:xfrm>
                       <a:off x="0" y="0"/>
-                      <a:ext cx="5580000" cy="4092717"/>
+                      <a:ext cx="5580000" cy="4434172"/>
                     </a:xfrm>
                     <a:prstGeom prst="rect"/>
                   </pic:spPr>
@@ -6334,14 +6439,14 @@
           <w:sz w:val="18"/>
           <w:szCs w:val="18"/>
         </w:rPr>
-        <w:t xml:space="preserve">Nota. </w:t>
+        <w:t>Nota. Arquitectura de puesta en marcha: la base de datos PostgreSQL 17 opera en Supabase (región us-west-2, Oregón, EE. UU.; transferencia internacional declarada, SC-18), con RLS activo y respaldo diario cifrado; la API y el servidor web se alojan en un servidor de aplicaciones cuyo proveedor está por definir (propuesta: VPS en Santiago; SC-20).</w:t>
       </w:r>
       <w:r>
         <w:rPr>
           <w:sz w:val="18"/>
           <w:szCs w:val="18"/>
         </w:rPr>
-        <w:t>Arquitectura de puesta en marcha: un servidor virtual en Santiago de Chile aloja la API y PostgreSQL en contenedores, con respaldos diarios cifrados. Las tres sucursales y los clientes acceden por HTTPS. Elaboración propia con PlantUML. Notación basada en Kruchten (1995).</w:t>
+        <w:t xml:space="preserve"> Las tres sucursales y los clientes acceden por HTTPS. Elaboración propia con PlantUML. Notación basada en Kruchten (1995).</w:t>
       </w:r>
     </w:p>
     <w:p>
@@ -7156,7 +7261,7 @@
                 <w:sz w:val="16"/>
                 <w:szCs w:val="16"/>
               </w:rPr>
-              <w:t>VPS en Santiago para la puesta en marcha</w:t>
+              <w:t>Supabase para la base de datos en la puesta en marcha</w:t>
             </w:r>
           </w:p>
         </w:tc>
@@ -7181,7 +7286,7 @@
                 <w:sz w:val="16"/>
                 <w:szCs w:val="16"/>
               </w:rPr>
-              <w:t>Cloud desde el inicio</w:t>
+              <w:t>PostgreSQL propio en un VPS en Santiago; cloud con región en Chile</w:t>
             </w:r>
           </w:p>
         </w:tc>
@@ -7206,7 +7311,7 @@
                 <w:sz w:val="16"/>
                 <w:szCs w:val="16"/>
               </w:rPr>
-              <w:t>Menor costo con datos en Chile; migración a cloud planificada al crecer</w:t>
+              <w:t>Servicio administrado (cifrado, respaldos, RLS) sin costo inicial; implica una transferencia internacional declarada (SC-18). El alojamiento de la API queda por definir (SC-20)</w:t>
             </w:r>
           </w:p>
         </w:tc>
@@ -7551,6 +7656,8 @@
       </w:r>
     </w:p>
     <w:sectPr>
+      <w:headerReference w:type="default" r:id="rId33"/>
+      <w:footerReference w:type="default" r:id="rId34"/>
       <w:pgSz w:w="12240" w:h="15840"/>
       <w:pgMar w:top="1080" w:right="1440" w:bottom="1080" w:left="1440" w:header="708" w:footer="708" w:gutter="0"/>
       <w:cols w:space="720"/>
@@ -7558,6 +7665,26 @@
     </w:sectPr>
   </w:body>
 </w:document>
+</file>
+
+<file path=word/footer1.xml><?xml version="1.0" encoding="utf-8"?>
+<w:ftr xmlns:m="http://schemas.openxmlformats.org/officeDocument/2006/math" xmlns:mc="http://schemas.openxmlformats.org/markup-compatibility/2006" xmlns:mo="http://schemas.microsoft.com/office/mac/office/2008/main" xmlns:mv="urn:schemas-microsoft-com:mac:vml" xmlns:o="urn:schemas-microsoft-com:office:office" xmlns:r="http://schemas.openxmlformats.org/officeDocument/2006/relationships" xmlns:v="urn:schemas-microsoft-com:vml" xmlns:w10="urn:schemas-microsoft-com:office:word" xmlns:w14="http://schemas.microsoft.com/office/word/2010/wordml" xmlns:w="http://schemas.openxmlformats.org/wordprocessingml/2006/main" xmlns:wne="http://schemas.microsoft.com/office/word/2006/wordml" xmlns:wp14="http://schemas.microsoft.com/office/word/2010/wordprocessingDrawing" xmlns:wp="http://schemas.openxmlformats.org/drawingml/2006/wordprocessingDrawing" xmlns:wpc="http://schemas.microsoft.com/office/word/2010/wordprocessingCanvas" xmlns:wpg="http://schemas.microsoft.com/office/word/2010/wordprocessingGroup" xmlns:wpi="http://schemas.microsoft.com/office/word/2010/wordprocessingInk" xmlns:wps="http://schemas.microsoft.com/office/word/2010/wordprocessingShape" mc:Ignorable="w14 wp14">
+  <w:p>
+    <w:pPr>
+      <w:pStyle w:val="Footer"/>
+    </w:pPr>
+  </w:p>
+</w:ftr>
+</file>
+
+<file path=word/header1.xml><?xml version="1.0" encoding="utf-8"?>
+<w:hdr xmlns:m="http://schemas.openxmlformats.org/officeDocument/2006/math" xmlns:mc="http://schemas.openxmlformats.org/markup-compatibility/2006" xmlns:mo="http://schemas.microsoft.com/office/mac/office/2008/main" xmlns:mv="urn:schemas-microsoft-com:mac:vml" xmlns:o="urn:schemas-microsoft-com:office:office" xmlns:r="http://schemas.openxmlformats.org/officeDocument/2006/relationships" xmlns:v="urn:schemas-microsoft-com:vml" xmlns:w10="urn:schemas-microsoft-com:office:word" xmlns:w14="http://schemas.microsoft.com/office/word/2010/wordml" xmlns:w="http://schemas.openxmlformats.org/wordprocessingml/2006/main" xmlns:wne="http://schemas.microsoft.com/office/word/2006/wordml" xmlns:wp14="http://schemas.microsoft.com/office/word/2010/wordprocessingDrawing" xmlns:wp="http://schemas.openxmlformats.org/drawingml/2006/wordprocessingDrawing" xmlns:wpc="http://schemas.microsoft.com/office/word/2010/wordprocessingCanvas" xmlns:wpg="http://schemas.microsoft.com/office/word/2010/wordprocessingGroup" xmlns:wpi="http://schemas.microsoft.com/office/word/2010/wordprocessingInk" xmlns:wps="http://schemas.microsoft.com/office/word/2010/wordprocessingShape" mc:Ignorable="w14 wp14">
+  <w:p>
+    <w:pPr>
+      <w:pStyle w:val="Header"/>
+    </w:pPr>
+  </w:p>
+</w:hdr>
 </file>
 
 <file path=word/numbering.xml><?xml version="1.0" encoding="utf-8"?>

--- a/Fase 2/Evidencias Proyecto/Evidencias de documentación/DAS - Barberia Big Boys.docx
+++ b/Fase 2/Evidencias Proyecto/Evidencias de documentación/DAS - Barberia Big Boys.docx
@@ -337,7 +337,7 @@
                 <w:sz w:val="17"/>
                 <w:szCs w:val="17"/>
               </w:rPr>
-              <w:t>3.1</w:t>
+              <w:t>3.2</w:t>
             </w:r>
           </w:p>
         </w:tc>
@@ -1145,6 +1145,111 @@
           </w:p>
         </w:tc>
       </w:tr>
+      <w:tr>
+        <w:trPr>
+          <w:cantSplit/>
+        </w:trPr>
+        <w:tc>
+          <w:tcPr>
+            <w:tcW w:w="1123" w:type="dxa"/>
+            <w:shd w:val="clear" w:color="auto" w:fill="F2F6F7"/>
+            <w:tcMar>
+              <w:top w:w="70" w:type="dxa"/>
+              <w:left w:w="90" w:type="dxa"/>
+              <w:bottom w:w="70" w:type="dxa"/>
+              <w:right w:w="90" w:type="dxa"/>
+            </w:tcMar>
+            <w:vAlign w:val="center"/>
+          </w:tcPr>
+          <w:p>
+            <w:pPr>
+              <w:spacing w:before="0" w:after="0" w:line="240" w:lineRule="auto"/>
+            </w:pPr>
+            <w:r>
+              <w:rPr>
+                <w:sz w:val="17"/>
+                <w:szCs w:val="17"/>
+              </w:rPr>
+              <w:t>22/10/26</w:t>
+            </w:r>
+          </w:p>
+        </w:tc>
+        <w:tc>
+          <w:tcPr>
+            <w:tcW w:w="842" w:type="dxa"/>
+            <w:shd w:val="clear" w:color="auto" w:fill="F2F6F7"/>
+            <w:tcMar>
+              <w:top w:w="70" w:type="dxa"/>
+              <w:left w:w="90" w:type="dxa"/>
+              <w:bottom w:w="70" w:type="dxa"/>
+              <w:right w:w="90" w:type="dxa"/>
+            </w:tcMar>
+            <w:vAlign w:val="center"/>
+          </w:tcPr>
+          <w:p>
+            <w:pPr>
+              <w:spacing w:before="0" w:after="0" w:line="240" w:lineRule="auto"/>
+            </w:pPr>
+            <w:r>
+              <w:rPr>
+                <w:sz w:val="17"/>
+                <w:szCs w:val="17"/>
+              </w:rPr>
+              <w:t>3.2</w:t>
+            </w:r>
+          </w:p>
+        </w:tc>
+        <w:tc>
+          <w:tcPr>
+            <w:tcW w:w="5522" w:type="dxa"/>
+            <w:shd w:val="clear" w:color="auto" w:fill="F2F6F7"/>
+            <w:tcMar>
+              <w:top w:w="70" w:type="dxa"/>
+              <w:left w:w="90" w:type="dxa"/>
+              <w:bottom w:w="70" w:type="dxa"/>
+              <w:right w:w="90" w:type="dxa"/>
+            </w:tcMar>
+            <w:vAlign w:val="center"/>
+          </w:tcPr>
+          <w:p>
+            <w:pPr>
+              <w:spacing w:before="0" w:after="0" w:line="240" w:lineRule="auto"/>
+            </w:pPr>
+            <w:r>
+              <w:rPr>
+                <w:sz w:val="17"/>
+                <w:szCs w:val="17"/>
+              </w:rPr>
+              <w:t>API REST publicada en Supabase con funciones api_* (SC-20, aprobada); modelo de datos v1.2 con la tabla resena (SC-21); DIAG-13 y DIAG-27 actualizados</w:t>
+            </w:r>
+          </w:p>
+        </w:tc>
+        <w:tc>
+          <w:tcPr>
+            <w:tcW w:w="1873" w:type="dxa"/>
+            <w:shd w:val="clear" w:color="auto" w:fill="F2F6F7"/>
+            <w:tcMar>
+              <w:top w:w="70" w:type="dxa"/>
+              <w:left w:w="90" w:type="dxa"/>
+              <w:bottom w:w="70" w:type="dxa"/>
+              <w:right w:w="90" w:type="dxa"/>
+            </w:tcMar>
+            <w:vAlign w:val="center"/>
+          </w:tcPr>
+          <w:p>
+            <w:pPr>
+              <w:spacing w:before="0" w:after="0" w:line="240" w:lineRule="auto"/>
+            </w:pPr>
+            <w:r>
+              <w:rPr>
+                <w:sz w:val="17"/>
+                <w:szCs w:val="17"/>
+              </w:rPr>
+              <w:t>Yerko Rosales</w:t>
+            </w:r>
+          </w:p>
+        </w:tc>
+      </w:tr>
     </w:tbl>
     <w:p>
       <w:pPr>
@@ -1268,7 +1373,7 @@
           <w:sz w:val="21"/>
           <w:szCs w:val="21"/>
         </w:rPr>
-        <w:t>Cubre la V1 (entrega 13-11-2026): web, app Android, API REST, base de datos PostgreSQL, integración con pasarela de pago y notificaciones, y el módulo de privacidad «Mis datos». Incluye la arquitectura física actual (base de datos en Supabase, EE. UU.; servidor de aplicaciones por definir) y la futura escalada en cloud.</w:t>
+        <w:t>Cubre la V1 (entrega 13-11-2026): web, app Android, API REST, base de datos PostgreSQL, integración con pasarela de pago y notificaciones, y el módulo de privacidad «Mis datos». Incluye la arquitectura física actual (base de datos y API en Supabase, EE. UU.; sitio web estático con alojamiento por definir) y la futura escalada en cloud.</w:t>
       </w:r>
     </w:p>
     <w:p>
@@ -1783,6 +1888,9 @@
           <w:szCs w:val="21"/>
         </w:rPr>
         <w:t>Arquitectura cliente–servidor en capas: la web (React) y la app Android (Kotlin, MVVM) consumen una única API REST que aplica las reglas de negocio y persiste en PostgreSQL. La base de datos garantiza la integridad (por ejemplo, impide reservas traslapadas) y la privacidad (consentimientos, solicitudes de derechos, auditoría inmutable). Los pagos se delegan a la pasarela y no se almacenan datos de tarjetas.</w:t>
+      </w:r>
+      <w:r>
+        <w:t xml:space="preserve"> En la implementación actual (SC-20), la API REST la publica Supabase (PostgREST) mediante funciones api_* que validan las credenciales y las reglas dentro de la base de datos; las tablas no son accesibles directamente con la clave pública (RLS cerrado) y los datos de contacto de otros clientes se entregan enmascarados.</w:t>
       </w:r>
     </w:p>
     <w:p>
@@ -6396,7 +6504,7 @@
       <w:r>
         <w:drawing>
           <wp:inline xmlns:a="http://schemas.openxmlformats.org/drawingml/2006/main" xmlns:pic="http://schemas.openxmlformats.org/drawingml/2006/picture">
-            <wp:extent cx="5580000" cy="4434172"/>
+            <wp:extent cx="5580000" cy="4077297"/>
             <wp:docPr id="22" name="Picture 22"/>
             <wp:cNvGraphicFramePr>
               <a:graphicFrameLocks noChangeAspect="1"/>
@@ -6417,7 +6525,7 @@
                   <pic:spPr>
                     <a:xfrm>
                       <a:off x="0" y="0"/>
-                      <a:ext cx="5580000" cy="4434172"/>
+                      <a:ext cx="5580000" cy="4077297"/>
                     </a:xfrm>
                     <a:prstGeom prst="rect"/>
                   </pic:spPr>
@@ -6439,7 +6547,7 @@
           <w:sz w:val="18"/>
           <w:szCs w:val="18"/>
         </w:rPr>
-        <w:t>Nota. Arquitectura de puesta en marcha: la base de datos PostgreSQL 17 opera en Supabase (región us-west-2, Oregón, EE. UU.; transferencia internacional declarada, SC-18), con RLS activo y respaldo diario cifrado; la API y el servidor web se alojan en un servidor de aplicaciones cuyo proveedor está por definir (propuesta: VPS en Santiago; SC-20).</w:t>
+        <w:t>Nota. Arquitectura de puesta en marcha: la base de datos PostgreSQL 17 opera en Supabase (región us-west-2, Oregón, EE. UU.; transferencia internacional declarada, SC-18), con 27 tablas, RLS cerrado y respaldo diario cifrado; Supabase también publica la API REST con las funciones api_* (SC-20) y el sitio web se aloja como archivos estáticos en un proveedor por definir.</w:t>
       </w:r>
       <w:r>
         <w:rPr>
@@ -6637,7 +6745,7 @@
       <w:r>
         <w:drawing>
           <wp:inline xmlns:a="http://schemas.openxmlformats.org/drawingml/2006/main" xmlns:pic="http://schemas.openxmlformats.org/drawingml/2006/picture">
-            <wp:extent cx="5940000" cy="2156289"/>
+            <wp:extent cx="5940000" cy="2206285"/>
             <wp:docPr id="24" name="Picture 24"/>
             <wp:cNvGraphicFramePr>
               <a:graphicFrameLocks noChangeAspect="1"/>
@@ -6658,7 +6766,7 @@
                   <pic:spPr>
                     <a:xfrm>
                       <a:off x="0" y="0"/>
-                      <a:ext cx="5940000" cy="2156289"/>
+                      <a:ext cx="5940000" cy="2206285"/>
                     </a:xfrm>
                     <a:prstGeom prst="rect"/>
                   </pic:spPr>
@@ -7311,7 +7419,7 @@
                 <w:sz w:val="16"/>
                 <w:szCs w:val="16"/>
               </w:rPr>
-              <w:t>Servicio administrado (cifrado, respaldos, RLS) sin costo inicial; implica una transferencia internacional declarada (SC-18). El alojamiento de la API queda por definir (SC-20)</w:t>
+              <w:t>Servicio administrado (cifrado, respaldos, RLS) sin costo inicial; implica una transferencia internacional declarada (SC-18). Desde el 22-10-2026 también publica la API REST (funciones api_*, SC-20)</w:t>
             </w:r>
           </w:p>
         </w:tc>

--- a/Fase 2/Evidencias Proyecto/Evidencias de documentación/DAS - Barberia Big Boys.docx
+++ b/Fase 2/Evidencias Proyecto/Evidencias de documentación/DAS - Barberia Big Boys.docx
@@ -6504,7 +6504,7 @@
       <w:r>
         <w:drawing>
           <wp:inline xmlns:a="http://schemas.openxmlformats.org/drawingml/2006/main" xmlns:pic="http://schemas.openxmlformats.org/drawingml/2006/picture">
-            <wp:extent cx="5580000" cy="4077297"/>
+            <wp:extent cx="5580000" cy="4079964"/>
             <wp:docPr id="22" name="Picture 22"/>
             <wp:cNvGraphicFramePr>
               <a:graphicFrameLocks noChangeAspect="1"/>
@@ -6525,7 +6525,7 @@
                   <pic:spPr>
                     <a:xfrm>
                       <a:off x="0" y="0"/>
-                      <a:ext cx="5580000" cy="4077297"/>
+                      <a:ext cx="5580000" cy="4079964"/>
                     </a:xfrm>
                     <a:prstGeom prst="rect"/>
                   </pic:spPr>
@@ -6745,7 +6745,7 @@
       <w:r>
         <w:drawing>
           <wp:inline xmlns:a="http://schemas.openxmlformats.org/drawingml/2006/main" xmlns:pic="http://schemas.openxmlformats.org/drawingml/2006/picture">
-            <wp:extent cx="5940000" cy="2206285"/>
+            <wp:extent cx="5940000" cy="2207422"/>
             <wp:docPr id="24" name="Picture 24"/>
             <wp:cNvGraphicFramePr>
               <a:graphicFrameLocks noChangeAspect="1"/>
@@ -6766,7 +6766,7 @@
                   <pic:spPr>
                     <a:xfrm>
                       <a:off x="0" y="0"/>
-                      <a:ext cx="5940000" cy="2206285"/>
+                      <a:ext cx="5940000" cy="2207422"/>
                     </a:xfrm>
                     <a:prstGeom prst="rect"/>
                   </pic:spPr>
